--- a/vbhc-vn/skills/vbhc-vn/examples/sct/cong-van-don-doc-tien-do-ha-tang-ccn-bao-cao-hang-tuan.docx
+++ b/vbhc-vn/skills/vbhc-vn/examples/sct/cong-van-don-doc-tien-do-ha-tang-ccn-bao-cao-hang-tuan.docx
@@ -67,7 +67,7 @@
                 <w:sz w:val="26"/>
                 <w:szCs w:val="26"/>
               </w:rPr>
-              <w:t>CỘNG HOÀ XÃ HỘI CHỦ NGHĨA VIỆT NAM</w:t>
+              <w:t>CỘNG HÒA XÃ HỘI CHỦ NGHĨA VIỆT NAM</w:t>
             </w:r>
           </w:p>
         </w:tc>
@@ -117,7 +117,7 @@
                 <w:b/>
                 <w:bCs/>
               </w:rPr>
-              <w:t>Độc lập - Tự do - Hạnh phúc</w:t>
+              <w:t>Độc lập – Tự do – Hạnh phúc</w:t>
             </w:r>
           </w:p>
         </w:tc>
